--- a/Others/RDP Launcher.docx
+++ b/Others/RDP Launcher.docx
@@ -2361,11 +2361,6 @@
       </w:r>
       <w:r>
         <w:t> December 2024</w:t>
-      </w:r>
-    </w:p>
-    <w:p>
-      <w:r>
-        <w:t>Happy connecting!</w:t>
       </w:r>
     </w:p>
     <w:p/>
